--- a/example_articles/occupations/Transportation/3.occupations_Transportation_New_York_Times.docx
+++ b/example_articles/occupations/Transportation/3.occupations_Transportation_New_York_Times.docx
@@ -7,7 +7,7 @@
         <w:pStyle w:val="Heading1"/>
       </w:pPr>
       <w:r>
-        <w:t>Cabdriver's Slaying Touches Neighbors</w:t>
+        <w:t>Carrying a Big Load For 2 Automakers</w:t>
       </w:r>
     </w:p>
     <w:p>
@@ -17,17 +17,17 @@
     </w:p>
     <w:p>
       <w:r>
-        <w:t>Date: 1994-01-16</w:t>
+        <w:t>Date: 2009-04-26</w:t>
       </w:r>
     </w:p>
     <w:p>
       <w:r>
-        <w:t>Section: Section 13NJ; ; Section 13NJ;  Page 9;  Column 1;  New Jersey Weekly Desk ; Column 1;</w:t>
+        <w:t>Section: Section AU; Column 0; Automobiles; Pg. 1; BEHIND THE WHEEL /FORD F-150 AND DODGE RAM 1500</w:t>
       </w:r>
     </w:p>
     <w:p>
       <w:r>
-        <w:t>Source file: NYT/46.DOCX</w:t>
+        <w:t>Source file: NYT/49.DOCX</w:t>
       </w:r>
     </w:p>
     <w:p>
@@ -49,63 +49,142 @@
     </w:p>
     <w:p>
       <w:r>
-        <w:t>HIS life came to an end on a drab street in East Harlem. To those who investigate his murder, he is a number in an increasingly dangerous profession: the 42d cabdriver to have been killed on the streets of New York since New Year's Day 1993.</w:t>
+        <w:t>PICKUP trucks were pretty simple way backwhen. They were designed for work, and nobody gave a hoot about the comfort of the workers. Forget the rough ride, never mind the roll-up windows -- anything was better than having to lug a dozen hay bales to the barn by hand.</w:t>
         <w:br/>
-        <w:t>But to those here who knew him, who worked with him and shared his dreams and ambitions for a better life in a new world with an alien culture, Tarek Abdel Hamid is remembered as a caring soul who lived in fear. Driving had become too dangerous for him and Christmas would have been his last day at the wheel, he had told friends.</w:t>
+        <w:t>But by the 1980s automakers noticed that a growing number of customers were embracing the trucky Marlboro Man image. They wanted to use their pickups for day-to-day transportation, with the cargo bed occasionally put to use for some weekend-wienie chore.</w:t>
         <w:br/>
-        <w:t>"He always had a smile, was always willing to help and never had a bad word to say about anyone," said Elena Kovaks, superintendent of the building at 55 Corbin Avenue where Mr. Abdel Hamid lived in a one-bedroom apartment with his wife, Wilma. "These are hard-working people, they make no trouble and that it should come to this for a man like him, it makes you feel empty," she said.</w:t>
+        <w:t>Thus began a race to see which truck maker could offer the most pampering and creature comforts. By now the ultimate pickups have features remarkably similar to a luxury car's, from heated leather seats to DVD players that let little pardners watch Hannah Montana in the back seat.</w:t>
         <w:br/>
-        <w:t>Mr. Abdel Hamid, an Egyptian immigrant, settled in this neighborhood with his wife nearly two years ago. They moved here from Manhattan because they felt it was a safer environment, according to friends.</w:t>
+        <w:t>The catch, of course, is that a lot of people still use pickups for work. They care about matters like towing and how much weight can be carried in the bed.</w:t>
         <w:br/>
-        <w:t>Mr. Abdel Hamid began driving a cab four years ago, getting the job through friends. Like many of his colleagues, he owned his own vehicle and purchased an operating medallion through the New York City Taxi and Limousine Commission.</w:t>
+        <w:t>Many of those who bought pickups as a fashion statement, or for occasional hauling, reconsidered early last summer when gasoline prices spiked. Sales of full-size pickups plunged. But after gas fell back to the $2-a-gallon range, sales picked up -- only to drop again in the first three months of 2009, according to J. D. Power &amp; Associates.</w:t>
         <w:br/>
-        <w:t>"He was afraid; we were all afraid because of all the shootings and other dangers that we face," said Khaled Gomaa of Wayne, another cabdriver, who until recently lived in the same building as Mr. Abdel Hamid. Six other drivers and their families also live there.</w:t>
+        <w:t>Ford and Dodge recently introduced redesigned light-duty trucks into this gloomy and uncertain market. The 2009 Dodge Ram and Ford F-150, which together accounted for almost 462,000 sales in 2008, are crucial to the finances -- indeed, the very survival -- of their parent companies. In reworking their trucks, efforts that began long before the industry fell into turmoil, the two companies took different approaches.</w:t>
         <w:br/>
-        <w:t>"Throughout the year, with each shooting, the fear in our hearts would grow as well as the pain," Mr. Gomaa said. "In New York, the police, it seems, are more interested in issuing summonses than protecting us, and with each day that went by and with each shooting, this shroud of fear over us would grow."</w:t>
+        <w:t>F-150: A Solid Effort</w:t>
         <w:br/>
-        <w:t>In a working-class neighborhood two blocks west of Journal Square, the Egyptian drivers park their cabs at curbside when not on the road. The drivers, all of whom maintain apartments on the fourth floor of the Corbin Avenue building, had built their own sense of security through a foundation of hard work and routine. For their children, the sound of security had been the rustling of paper bags as lunches were put into them, the slow walk of fathers down flights of stairs, the rumble of cab engines' turning over and their resonance as they pulled off into early-morning traffic.</w:t>
+        <w:t>State Route 142 wiggles for about six miles between Franconia and Bethlehem in the White Mountains of New Hampshire. There are blind corners, somewhat neglected and often rough pavement and occasional surprises like a black bear crossing the road with her cubs. Driving the new F-150 up that road also brings surprises.</w:t>
         <w:br/>
-        <w:t>The report of a gun shattered all that, the drivers said.</w:t>
+        <w:t>The first is how incredibly solid the truck feels, partly because Ford used more high-strength steel in it. There is none of the shimmy-shaking that troubles some pickups, including the last-generation F-150.</w:t>
         <w:br/>
-        <w:t>In the weeks before he was shot, Mr. Abdel Hamid had voiced his concern to fellow drivers about his safety.</w:t>
+        <w:t>Another is that the steering is so good. Tight, precise and nicely weighted, it inspires confidence that the driver will be able to guide the big truck through the most tricky turn. Heading through those curves there's none of that keeling-over body lean that you often feel with tall trucks.</w:t>
         <w:br/>
-        <w:t>"We had talked to him about going out and installing a glass partition between himself and the back seat, but it is a very expensive thing," said Moustaffa Mohamed, a neighbor and driver, "and with the kind of money that we earn, it would have been a hardship for him."</w:t>
+        <w:t>The downside is a ride that can be slightly stiff. But Ford reworked the springs in the rear suspension and the ride falls just short of rough.</w:t>
+        <w:br/>
+        <w:t>The final surprise is that the F-150 is so quiet.</w:t>
+        <w:br/>
+        <w:t>While those are all good things, Ford makes it clear that it wants the F-150 to be a respected member of the working class.</w:t>
+        <w:br/>
+        <w:t>''The reputation of the truck rests on the work truck,'' said Matt O'Leary, the F-150's chief engineer. ''People buy a truck based on either capability they are going to use or capability they might use.''</w:t>
+        <w:br/>
+        <w:t>There are three cab styles, four pickup boxes and seven trim levels. There is a choice of three engines, all V-8s.</w:t>
+        <w:br/>
+        <w:t>The entry-level engine is a 4.6-liter V-8 with two valves per cylinder, rated at 248 horsepower. It comes with a 4-speed automatic transmission.</w:t>
+        <w:br/>
+        <w:t>Then there is a 4.6-liter, 292-horse engine with three valves per cylinder, making it more efficient and powerful. It comes with a 6-speed automatic.</w:t>
+        <w:br/>
+        <w:t>The top choice is a 5.4-liter V-8 that pumps out 310 horsepower; it is mated to a 6-speed automatic.</w:t>
+        <w:br/>
+        <w:t>The least expensive model is a regular cab XL with rear-wheel drive, which Ford describes as nothing less than ''a true workhorse.'' Priced at $21,790, it has a 4-speed automatic transmission and the 248-horsepower engine.</w:t>
+        <w:br/>
+        <w:t>On the high end is the Platinum SuperCrew. With the 5.4 engine, 6-speed automatic transmission and 4-wheel drive, it starts at $45,030.</w:t>
+        <w:br/>
+        <w:t>The model I tested was an XLT SuperCrew, which Ford says is the most popular version. It had rear-wheel drive, the 292-horsepower V-8 and a bed 5.5 feet long. The starting price was $32,290. Options, including a $1,420 chrome package and $300 ''premium cloth captains chairs,'' brought the final tab to $35,540.</w:t>
+        <w:br/>
+        <w:t>The SuperCrew has 43.5 inches of rear legroom, almost 5 inches more than last year's model. Two 6-foot adults can now sit in the back in stretch-out comfort. If it is necessary to carry cargo instead of people, the rear seats easily fold up, and the floor is flat. That means boxes or cargo can be stacked without rocking like a teeter-totter.</w:t>
+        <w:br/>
+        <w:t>Life is also good for the people up front. The surroundings are handsome. The seats are wide and offer plenty of thigh support for tall drivers. There's nothing mysterious about the controls.</w:t>
+        <w:br/>
+        <w:t>Reaching into the bed is easier on some models because of clever fold-down steps on the side and rear. The steps by the tailgate even have a help-me-up grab handle.</w:t>
+        <w:br/>
+        <w:t>All F-150s come with important safety features, including antilock brakes, electronic stability control and trailer sway control. Ford says that if the trailer begins to sway enough to move the truck, the pickup's electronic stability control will steady the truck and, ideally, halt the trailer's erratic movements.</w:t>
+        <w:br/>
+        <w:t>In case of a side-impact crash there are seat-mounted air bags up front for torso protection and ''air curtains'' for head protection of occupants in both the front and rear.</w:t>
+        <w:br/>
+        <w:t>The F-150 did so well in front, side and rear crash tests that the Insurance Institute for Highway Safety gave it the group's highest rating, Top Safety Pick.</w:t>
+        <w:br/>
+        <w:t>For the truck I tested, the Environmental Protection Agency estimates fuel economy at 15 miles a gallon in town and 20 m.p.g. on the highway.</w:t>
+        <w:br/>
+        <w:t>Next year, Ford is expected to add one of its new EcoBoost engines. Mr. O'Leary says that turbocharged V-6 will perform like a V-8 while using fuel like a V-6.</w:t>
+        <w:br/>
+        <w:t>The 5.4-liter V-8 is the choice for maximum towing, and Ford says the F-150 can pull as much as 11,300 pounds, the most in the class and 300 pounds more than the previous model. There is no standard way to calculate towing capacity, but taking each automaker at its word, Ford beats the competition by at least 500 pounds (and perhaps by as much as 2,200 pounds).</w:t>
+        <w:br/>
+        <w:t>Of course, not every F-150 can tow that much. Most are rated between 8,000 and 9,500 pounds. The model I tested was rated at 8,100 pounds.</w:t>
+        <w:br/>
+        <w:t>While Ford has emphasized the work-truck aspect of the new F-150, it has hardly ignored the driver and passengers. The truck is not just more capable but more pleasant, its most serious flaw a stiff, somewhat unyielding ride.</w:t>
+        <w:br/>
+        <w:t>The old F-150 was something of a joke compared with the fresher Chevrolet Silverado and Toyota Tundra, but nobody should be laughing now.</w:t>
+        <w:br/>
+        <w:t>INSIDE TRACK: Ford gets back in the game.</w:t>
+        <w:br/>
+        <w:t>Ram: Smoother Sailing</w:t>
+        <w:br/>
+        <w:t>When Dodge began working on the new Ram, officials decided they didn't care about winning the maximum-towing war. Ram owners said they were happy with their trucks' towing capacity, said Scott Kunselman, vice president for Jeep and truck product development at Chrysler.</w:t>
+        <w:br/>
+        <w:t>''On average, the people are towing between a 2,000- and 5,000-pound trailer,'' he said. ''When we asked them if they need to tow 10,000 pounds they said, 'No, that is what a heavy-duty truck is for.'''</w:t>
+        <w:br/>
+        <w:t>So the maximum towing capability on the new Ram is unchanged at 9,100 pounds.</w:t>
+        <w:br/>
+        <w:t>What Dodge decided was important was making the new Ram more comfortable, refined and luxurious.</w:t>
+        <w:br/>
+        <w:t>''It was clearly a place we could make a lot of headway,'' Mr. Kunselman said in a tacit acknowledgement that the Ram had fallen behind the competition on interior appointments.</w:t>
+        <w:br/>
+        <w:t>In search of a more comfortable ride and better handling, Dodge made a big change in the rear suspension. Instead of using time-tested leaf springs, commonly found on pickups, engineers decided to use coil springs, which are more commonly found on cars.</w:t>
+        <w:br/>
+        <w:t>''A leaf spring, while it is reasonably cost-efficient, has a lot of compromises in terms of a chassis system,'' Mr. Kunselman said.</w:t>
+        <w:br/>
+        <w:t>The advantages of that coil-spring rear suspension are clear at every bump, break, bobble and turn in the road. The Dodge's ride remained comfortable and composed at all times. Under hard cornering there was a moderate amount of body lean, and the steering felt a bit light. But the handling of the Ram was quite good over all.</w:t>
+        <w:br/>
+        <w:t>On the rough stuff, however, the Ram's body didn't feel nearly as solid as the F-150's.</w:t>
+        <w:br/>
+        <w:t>The Ram's suspension, combined with my test model's 390-horsepower 5.7-liter Hemi V-8, makes for great driving entertainment, a phrase not normally associated with pickup trucks.</w:t>
+        <w:br/>
+        <w:t>The acceleration is impressive; the fuel economy, not so much. The federal estimate is 13 m.p.g. in the city and 18 on the highway.</w:t>
+        <w:br/>
+        <w:t>The Hemi is paired with a 5-speed automatic transmission. Two other engines are offered: a 210-horsepower 3.7-liter V-6, which comes with a 4-speed automatic, and a 310-horse 4.7-liter V-8 with a 5-speed automatic.</w:t>
+        <w:br/>
+        <w:t>Prices on the Ram start at $22,420 for a regular-cab ST with rear drive and the V-6. Adding 4-wheel drive raises the price to $26,875.</w:t>
+        <w:br/>
+        <w:t>I tested a top-of-the-line Laramie Crew Cab with 4-wheel drive, which had a starting price of $45,185. The total came to $52,555 at the end of a long list of options that included heated rear seats and a power sunroof.</w:t>
+        <w:br/>
+        <w:t>There was also an $1,895 feature called the ''Rambox cargo management system.'' Those are basically side-saddle lockable storage containers built into the sides of the bed. Dodge is not the first to offer such storage; Chevrolet introduced a similar feature on the 2002 Avalanche; the bins are standard on that truck.</w:t>
+        <w:br/>
+        <w:t>As one would expect for a truck so pricey, the tested Ram's interior was practical, with plenty of storage, as well as plush, with handsome leather atop both the dashboard and the seats.</w:t>
+        <w:br/>
+        <w:t>The new Crew Cab replaces the Mega Ram, an almost cartoonishly large vehicle that wouldn't fit in many garages. Dodge says the Crew Cab has 42 inches of rear legroom. That's enough to keep a couple of 6-foot adults comfortable, and only 2 inches less than the gargantuan Mega Ram.</w:t>
+        <w:br/>
+        <w:t>The rear seats easily fold up for carrying cargo. But the floor is not flat. That greatly increases the chance that cargo will slide and topple.</w:t>
+        <w:br/>
+        <w:t>Mr. Kunselman said Ram owners indicated that the truck's size provided enough protection without any new safety gear. They got some anyway.</w:t>
+        <w:br/>
+        <w:t>All Rams come with electronic stability control and antilock brakes. There are air curtains for head protection and seat-mounted air bags for chest protection in a side-impact crash. As with the F-150, there's a system that tries to bring a trailer under control if it begins to sway.</w:t>
+        <w:br/>
+        <w:t>In the Insurance Institute for Highway Safety's tests, the Ram got good marks for front and rear impacts, but a ''marginal'' rating for side impacts.</w:t>
+        <w:br/>
+        <w:t>While the new Ram still looks like a big bruiser, Mr. Kunselman said it was largely aimed at families that ''have gotten into the truck segment for its utility and fallen in love with it -- it becomes the family vehicle.''</w:t>
+        <w:br/>
+        <w:t>Dodge opted out of the battle for maximum-towing bragging rights and instead focused on comfort and a great ride. For many buyers, the payoff from that effort is likely to be greater than it would have been from a higher payload.</w:t>
+        <w:br/>
+        <w:t>The Ram and F-150 are aimed at different consumers and have different strengths. The F-150's body is more solid and it controls body lean far better. But the Ram has a superior ride. It is also clear that while the Ram and F-150 previously trailed well behind the Chevrolet Silverado and Toyota Tundra, they are now serious competitors.</w:t>
+        <w:br/>
+        <w:t>The more important question is whether, in this economy, consumers still care.</w:t>
+        <w:br/>
+        <w:br/>
+        <w:t>http://www.nytimes.com</w:t>
+        <w:br/>
+        <w:br/>
+        <w:t>Graphic</w:t>
+        <w:br/>
         <w:br/>
         <w:t xml:space="preserve"> </w:t>
         <w:br/>
-        <w:t>A Possible Random Shooting</w:t>
+        <w:t>PHOTOS: FORD F-150 XLT SUPERCREW: The most popular version of the perennially bigselling truck starts at $32,290. Ford redesigned its full-size trucks for 2009 so that they feel more solid. Steering and handling have also improved.</w:t>
         <w:br/>
-        <w:t xml:space="preserve"> To allay his wife's and his own anxiety, Mr. Abdel Hamid had decided that the job's risk was too great and that he would no longer drive after Christmas Day, one of the busiest and most profitable for drivers.</w:t>
+        <w:t>DODGE RAM 1500 LARAMIE CREW CAB: A switch to rear coil springs has significantly improved the truck's ride and handling, and the interior appointments have been upgraded. Buyers can even get a leather-covered dashboard. (pg.AU1)</w:t>
         <w:br/>
-        <w:t>He died early on the morning of Dec. 22 when two rounds from a 9-millimeter weapon pierced his windshield while he drove west on 115th Street near Madison Avenue, striking him in the chest. His passenger was seriously wounded in the arm.</w:t>
+        <w:t>FANCY THAT: Ford's new top-line luxury model, the F-150 Platinum, has a different grille. (pg.AU2)</w:t>
         <w:br/>
-        <w:t>The motive for Mr. Abdel Hamid's killing is not certain, but the police say they believe it to have been a random hooting.</w:t>
-        <w:br/>
-        <w:t>"This is our brother who has been taken away from us, and for this reason, for the sake of our families, we cannot continue to live in the same way that we have," said Mr. Gomaa, who described Mr. Abdel Hamid as his best friend.</w:t>
-        <w:br/>
-        <w:t>Both Mr. Gomaa and Mr. Mohamed -- who jointly own their cab, with Mr. Gomaa driving a day shift and Mr. Mohamed driving at night -- made decisions of their own. After their friend's slaying, they stopped driving and put their cab up for sale. Three other neighbors and fellow drivers will do the same, they say.</w:t>
-        <w:br/>
-        <w:t>"It used to be that if you were going to be robbed, somebody would put a gun in your face and take your money," said Mr. Gomaa, a victim of robbers nearly a year ago. "But today, they shoot you first. They kill you and they take the money from your pockets, from your body."</w:t>
-        <w:br/>
-        <w:t>Mr. Mohamed said: "All of us here, we come to America to make a better life for ourselves and our families, those that we bring with us and parents and brothers and sisters that we leave behind in Egypt. We make an honest living. We are not on welfare."</w:t>
-        <w:br/>
-        <w:t>He said he and his fellow drivers had been "raised to respect each other, to work in our community, to be a part of it and to help in whatever way we can."</w:t>
-        <w:br/>
-        <w:t xml:space="preserve"> </w:t>
-        <w:br/>
-        <w:t>'Life Is Cheap'</w:t>
-        <w:br/>
-        <w:t xml:space="preserve"> "But in this culture," he said, "life is cheap, and there is no respect for the life of others. When we read in the newspaper or hear on TV that our brother was the 42d driver killed during the year, people see only the number and not the pain of one family or of 42."</w:t>
-        <w:br/>
-        <w:t>Mr. Gomaa said that for him, giving up cab driving is not a decision he will regret.</w:t>
-        <w:br/>
-        <w:t>"After we learned of the shooting," he said, "my wife in tears says to me: 'You must never drive this cab again., This must not happen to you, and for the sake of our son, you must do this.' "</w:t>
-        <w:br/>
-        <w:t>For Mohammed Aly, another driver and neighbor, there is no other option than to continue driving, at least for the time being.</w:t>
-        <w:br/>
-        <w:t>"I can't give up my cab because my family depends on me," he said. "To not work even for a short time, this I cannot afford to do," he continued as his voice broke with emotion.</w:t>
-        <w:br/>
-        <w:t>"No one in this job thinks that they will pay for their taxi medallion with their life," he added. "Maybe the time has come where we have to make a living in another way where life is not thought of as cheap."</w:t>
+        <w:t xml:space="preserve"> WORKING FAST: With a Hemi V-8, the Ram's acceleration is impressive even if the mileage is not. (pg.AU10) CHART: TRUCKS IN TROUBLED TIMES: SURVEYING THE LANDSCAPE IN LIGHT-DUTY PICKUPS (pg.AU2)</w:t>
       </w:r>
     </w:p>
     <w:sectPr>

--- a/example_articles/occupations/Transportation/3.occupations_Transportation_New_York_Times.docx
+++ b/example_articles/occupations/Transportation/3.occupations_Transportation_New_York_Times.docx
@@ -7,7 +7,7 @@
         <w:pStyle w:val="Heading1"/>
       </w:pPr>
       <w:r>
-        <w:t>Carrying a Big Load For 2 Automakers</w:t>
+        <w:t>Mayor's Choice Picked to Run Hunter College</w:t>
       </w:r>
     </w:p>
     <w:p>
@@ -17,17 +17,17 @@
     </w:p>
     <w:p>
       <w:r>
-        <w:t>Date: 2009-04-26</w:t>
+        <w:t>Date: 2001-01-30</w:t>
       </w:r>
     </w:p>
     <w:p>
       <w:r>
-        <w:t>Section: Section AU; Column 0; Automobiles; Pg. 1; BEHIND THE WHEEL /FORD F-150 AND DODGE RAM 1500</w:t>
+        <w:t>Section: Section B; Column 4; Metropolitan Desk; Pg. 3</w:t>
       </w:r>
     </w:p>
     <w:p>
       <w:r>
-        <w:t>Source file: NYT/49.DOCX</w:t>
+        <w:t>Source file: NYT/38.DOCX</w:t>
       </w:r>
     </w:p>
     <w:p>
@@ -49,125 +49,45 @@
     </w:p>
     <w:p>
       <w:r>
-        <w:t>PICKUP trucks were pretty simple way backwhen. They were designed for work, and nobody gave a hoot about the comfort of the workers. Forget the rough ride, never mind the roll-up windows -- anything was better than having to lug a dozen hay bales to the barn by hand.</w:t>
+        <w:t>Under strong pressure from Mayor Rudolph W. Giuliani and Gov. George E. Pataki, the trustees of the City University of New York yesterday named Jennifer J. Raab, chairwoman of the New York City Landmarks Preservation Commission, as the next president of Hunter College in Manhattan.</w:t>
         <w:br/>
-        <w:t>But by the 1980s automakers noticed that a growing number of customers were embracing the trucky Marlboro Man image. They wanted to use their pickups for day-to-day transportation, with the cargo bed occasionally put to use for some weekend-wienie chore.</w:t>
+        <w:t xml:space="preserve">     She was selected despite the strong recommendation by the university chancellor, Matthew Goldstein, that the board select someone with experience in managing a large organization like Hunter, which has 20,000 students and is one of the largest and strongest of City University's 11 four-year colleges. </w:t>
         <w:br/>
-        <w:t>Thus began a race to see which truck maker could offer the most pampering and creature comforts. By now the ultimate pickups have features remarkably similar to a luxury car's, from heated leather seats to DVD players that let little pardners watch Hannah Montana in the back seat.</w:t>
+        <w:t xml:space="preserve"> First in closed session and then in a public meeting, Dr. Goldstein asked the trustees to approve Jo Ann M. Gora, the provost at Old Dominion University in Norfolk, Va., who he said had the necessary managerial experience and a record of successful fund-raising. </w:t>
         <w:br/>
-        <w:t>The catch, of course, is that a lot of people still use pickups for work. They care about matters like towing and how much weight can be carried in the bed.</w:t>
+        <w:t>Herman Badillo, the university chairman, made the motion to appoint Ms. Raab. "We need people who know the problems of New York," he said. "All the candidates are well qualified, but none has the background in New York that Jennifer Raab does."</w:t>
         <w:br/>
-        <w:t>Many of those who bought pickups as a fashion statement, or for occasional hauling, reconsidered early last summer when gasoline prices spiked. Sales of full-size pickups plunged. But after gas fell back to the $2-a-gallon range, sales picked up -- only to drop again in the first three months of 2009, according to J. D. Power &amp; Associates.</w:t>
+        <w:t>In an unusual public display of disunity on the board, Benno C. Schmidt Jr., the university vice chairman, said he supported Dr. Gora and believed that the university needed a strong chancellor who could take responsibility for decisions and then be held accountable.</w:t>
         <w:br/>
-        <w:t>Ford and Dodge recently introduced redesigned light-duty trucks into this gloomy and uncertain market. The 2009 Dodge Ram and Ford F-150, which together accounted for almost 462,000 sales in 2008, are crucial to the finances -- indeed, the very survival -- of their parent companies. In reworking their trucks, efforts that began long before the industry fell into turmoil, the two companies took different approaches.</w:t>
+        <w:t>When Ms. Raab was chosen, 10 to 6, there were hisses and boos from the audience at the meeting, held at the university's headquarters on 80th Street at East End Avenue.  "Shame, shame," one person shouted.</w:t>
         <w:br/>
-        <w:t>F-150: A Solid Effort</w:t>
+        <w:t xml:space="preserve">Another member of the audience yelled, "You are making a joke of the university." </w:t>
         <w:br/>
-        <w:t>State Route 142 wiggles for about six miles between Franconia and Bethlehem in the White Mountains of New Hampshire. There are blind corners, somewhat neglected and often rough pavement and occasional surprises like a black bear crossing the road with her cubs. Driving the new F-150 up that road also brings surprises.</w:t>
+        <w:t xml:space="preserve">One trustee, the Rev. Michael C. Crimmins, complained during the meeting, "I would like to protest the outside political intimidation." </w:t>
         <w:br/>
-        <w:t>The first is how incredibly solid the truck feels, partly because Ford used more high-strength steel in it. There is none of the shimmy-shaking that troubles some pickups, including the last-generation F-150.</w:t>
+        <w:t xml:space="preserve">After the meeting, Mr. Badillo said some trustees were contacted.  "There were people who were talked to and voted the way they wanted," he said. "That's evidence there was no intimidation." </w:t>
         <w:br/>
-        <w:t>Another is that the steering is so good. Tight, precise and nicely weighted, it inspires confidence that the driver will be able to guide the big truck through the most tricky turn. Heading through those curves there's none of that keeling-over body lean that you often feel with tall trucks.</w:t>
+        <w:t>In the days before yesterday's voting, trustees on both sides of the issue who talked about the presidency did so on the condition that they not be named. Some trustees said they agreed with Dr. Goldstein but were voting for Ms. Raab because of the strong pressure from the mayor and governor.</w:t>
         <w:br/>
-        <w:t>The downside is a ride that can be slightly stiff. But Ford reworked the springs in the rear suspension and the ride falls just short of rough.</w:t>
+        <w:t xml:space="preserve">The mayor appoints 5 of the 17 trustees and the governor 10; in addition, there is a student representative who has a vote and a faculty member who does not. </w:t>
         <w:br/>
-        <w:t>The final surprise is that the F-150 is so quiet.</w:t>
+        <w:t>Ms. Raab, a lawyer who was issues director in Mr. Giuliani's unsuccessful 1989 campaign for mayor, has remained close to Mr. Giuliani, who appointed her to the Landmarks Preservation Commission. The commission has 60 employees and Hunter, on Park Avenue at 68th Street, has nearly 3,500.</w:t>
         <w:br/>
-        <w:t>While those are all good things, Ford makes it clear that it wants the F-150 to be a respected member of the working class.</w:t>
+        <w:t xml:space="preserve">Ms. Raab issued a statement after the meeting saying she looked forward to "working closely" with "faculty, students and administration and with Chancellor Matthew Goldstein." </w:t>
         <w:br/>
-        <w:t>''The reputation of the truck rests on the work truck,'' said Matt O'Leary, the F-150's chief engineer. ''People buy a truck based on either capability they are going to use or capability they might use.''</w:t>
+        <w:t xml:space="preserve">No date has been set for her to take over from the acting president, Evangelos J. Gizis. </w:t>
         <w:br/>
-        <w:t>There are three cab styles, four pickup boxes and seven trim levels. There is a choice of three engines, all V-8s.</w:t>
+        <w:t xml:space="preserve">Ms. Raab's supporters said her experience on the landmarks commission meant that she was in a good position to tap the rich and famous to raise money for a campus that, like most City University campuses, has no tradition of private fund-raising. </w:t>
         <w:br/>
-        <w:t>The entry-level engine is a 4.6-liter V-8 with two valves per cylinder, rated at 248 horsepower. It comes with a 4-speed automatic transmission.</w:t>
+        <w:t>Liam Flynn-Jambeck, president of the student government and a member of the board's search committee, said yesterday that the process of finding a new president had left "a bitter taste" in his mouth. "She was forced through the whole process," he said, referring to Ms. Raab. The search committee voted repeatedly, he said, until she had enough support to qualify as one of four finalists whose names were forwarded to the chancellor and the board.</w:t>
         <w:br/>
-        <w:t>Then there is a 4.6-liter, 292-horse engine with three valves per cylinder, making it more efficient and powerful. It comes with a 6-speed automatic.</w:t>
+        <w:t xml:space="preserve">Ms. Raab grew up in a working-class family in Washington Heights. Her father, who delivered bread, died when she was young. She attended Hunter College High School and then Cornell University, Princeton University's Woodrow Wilson School of Public and International Affairs and Harvard Law School. She now lives in Riverdale, the Bronx. </w:t>
         <w:br/>
-        <w:t>The top choice is a 5.4-liter V-8 that pumps out 310 horsepower; it is mated to a 6-speed automatic.</w:t>
+        <w:t xml:space="preserve">Kenneth Sherrill, a Hunter political science professor and one of the three faculty members on the board's search committee, said he had not been a Raab supporter at first but had since come to respect her energy and vision. </w:t>
         <w:br/>
-        <w:t>The least expensive model is a regular cab XL with rear-wheel drive, which Ford describes as nothing less than ''a true workhorse.'' Priced at $21,790, it has a 4-speed automatic transmission and the 248-horsepower engine.</w:t>
+        <w:t>Despite Ms. Raab's long affiliation with Mayor Giuliani, Dr. Sherrill said, a number of Democratic political officials had called him to vouch for her, saying she had helped them by solving problems in their communities and by acting as "an honest broker" in relations with the mayor.</w:t>
         <w:br/>
-        <w:t>On the high end is the Platinum SuperCrew. With the 5.4 engine, 6-speed automatic transmission and 4-wheel drive, it starts at $45,030.</w:t>
-        <w:br/>
-        <w:t>The model I tested was an XLT SuperCrew, which Ford says is the most popular version. It had rear-wheel drive, the 292-horsepower V-8 and a bed 5.5 feet long. The starting price was $32,290. Options, including a $1,420 chrome package and $300 ''premium cloth captains chairs,'' brought the final tab to $35,540.</w:t>
-        <w:br/>
-        <w:t>The SuperCrew has 43.5 inches of rear legroom, almost 5 inches more than last year's model. Two 6-foot adults can now sit in the back in stretch-out comfort. If it is necessary to carry cargo instead of people, the rear seats easily fold up, and the floor is flat. That means boxes or cargo can be stacked without rocking like a teeter-totter.</w:t>
-        <w:br/>
-        <w:t>Life is also good for the people up front. The surroundings are handsome. The seats are wide and offer plenty of thigh support for tall drivers. There's nothing mysterious about the controls.</w:t>
-        <w:br/>
-        <w:t>Reaching into the bed is easier on some models because of clever fold-down steps on the side and rear. The steps by the tailgate even have a help-me-up grab handle.</w:t>
-        <w:br/>
-        <w:t>All F-150s come with important safety features, including antilock brakes, electronic stability control and trailer sway control. Ford says that if the trailer begins to sway enough to move the truck, the pickup's electronic stability control will steady the truck and, ideally, halt the trailer's erratic movements.</w:t>
-        <w:br/>
-        <w:t>In case of a side-impact crash there are seat-mounted air bags up front for torso protection and ''air curtains'' for head protection of occupants in both the front and rear.</w:t>
-        <w:br/>
-        <w:t>The F-150 did so well in front, side and rear crash tests that the Insurance Institute for Highway Safety gave it the group's highest rating, Top Safety Pick.</w:t>
-        <w:br/>
-        <w:t>For the truck I tested, the Environmental Protection Agency estimates fuel economy at 15 miles a gallon in town and 20 m.p.g. on the highway.</w:t>
-        <w:br/>
-        <w:t>Next year, Ford is expected to add one of its new EcoBoost engines. Mr. O'Leary says that turbocharged V-6 will perform like a V-8 while using fuel like a V-6.</w:t>
-        <w:br/>
-        <w:t>The 5.4-liter V-8 is the choice for maximum towing, and Ford says the F-150 can pull as much as 11,300 pounds, the most in the class and 300 pounds more than the previous model. There is no standard way to calculate towing capacity, but taking each automaker at its word, Ford beats the competition by at least 500 pounds (and perhaps by as much as 2,200 pounds).</w:t>
-        <w:br/>
-        <w:t>Of course, not every F-150 can tow that much. Most are rated between 8,000 and 9,500 pounds. The model I tested was rated at 8,100 pounds.</w:t>
-        <w:br/>
-        <w:t>While Ford has emphasized the work-truck aspect of the new F-150, it has hardly ignored the driver and passengers. The truck is not just more capable but more pleasant, its most serious flaw a stiff, somewhat unyielding ride.</w:t>
-        <w:br/>
-        <w:t>The old F-150 was something of a joke compared with the fresher Chevrolet Silverado and Toyota Tundra, but nobody should be laughing now.</w:t>
-        <w:br/>
-        <w:t>INSIDE TRACK: Ford gets back in the game.</w:t>
-        <w:br/>
-        <w:t>Ram: Smoother Sailing</w:t>
-        <w:br/>
-        <w:t>When Dodge began working on the new Ram, officials decided they didn't care about winning the maximum-towing war. Ram owners said they were happy with their trucks' towing capacity, said Scott Kunselman, vice president for Jeep and truck product development at Chrysler.</w:t>
-        <w:br/>
-        <w:t>''On average, the people are towing between a 2,000- and 5,000-pound trailer,'' he said. ''When we asked them if they need to tow 10,000 pounds they said, 'No, that is what a heavy-duty truck is for.'''</w:t>
-        <w:br/>
-        <w:t>So the maximum towing capability on the new Ram is unchanged at 9,100 pounds.</w:t>
-        <w:br/>
-        <w:t>What Dodge decided was important was making the new Ram more comfortable, refined and luxurious.</w:t>
-        <w:br/>
-        <w:t>''It was clearly a place we could make a lot of headway,'' Mr. Kunselman said in a tacit acknowledgement that the Ram had fallen behind the competition on interior appointments.</w:t>
-        <w:br/>
-        <w:t>In search of a more comfortable ride and better handling, Dodge made a big change in the rear suspension. Instead of using time-tested leaf springs, commonly found on pickups, engineers decided to use coil springs, which are more commonly found on cars.</w:t>
-        <w:br/>
-        <w:t>''A leaf spring, while it is reasonably cost-efficient, has a lot of compromises in terms of a chassis system,'' Mr. Kunselman said.</w:t>
-        <w:br/>
-        <w:t>The advantages of that coil-spring rear suspension are clear at every bump, break, bobble and turn in the road. The Dodge's ride remained comfortable and composed at all times. Under hard cornering there was a moderate amount of body lean, and the steering felt a bit light. But the handling of the Ram was quite good over all.</w:t>
-        <w:br/>
-        <w:t>On the rough stuff, however, the Ram's body didn't feel nearly as solid as the F-150's.</w:t>
-        <w:br/>
-        <w:t>The Ram's suspension, combined with my test model's 390-horsepower 5.7-liter Hemi V-8, makes for great driving entertainment, a phrase not normally associated with pickup trucks.</w:t>
-        <w:br/>
-        <w:t>The acceleration is impressive; the fuel economy, not so much. The federal estimate is 13 m.p.g. in the city and 18 on the highway.</w:t>
-        <w:br/>
-        <w:t>The Hemi is paired with a 5-speed automatic transmission. Two other engines are offered: a 210-horsepower 3.7-liter V-6, which comes with a 4-speed automatic, and a 310-horse 4.7-liter V-8 with a 5-speed automatic.</w:t>
-        <w:br/>
-        <w:t>Prices on the Ram start at $22,420 for a regular-cab ST with rear drive and the V-6. Adding 4-wheel drive raises the price to $26,875.</w:t>
-        <w:br/>
-        <w:t>I tested a top-of-the-line Laramie Crew Cab with 4-wheel drive, which had a starting price of $45,185. The total came to $52,555 at the end of a long list of options that included heated rear seats and a power sunroof.</w:t>
-        <w:br/>
-        <w:t>There was also an $1,895 feature called the ''Rambox cargo management system.'' Those are basically side-saddle lockable storage containers built into the sides of the bed. Dodge is not the first to offer such storage; Chevrolet introduced a similar feature on the 2002 Avalanche; the bins are standard on that truck.</w:t>
-        <w:br/>
-        <w:t>As one would expect for a truck so pricey, the tested Ram's interior was practical, with plenty of storage, as well as plush, with handsome leather atop both the dashboard and the seats.</w:t>
-        <w:br/>
-        <w:t>The new Crew Cab replaces the Mega Ram, an almost cartoonishly large vehicle that wouldn't fit in many garages. Dodge says the Crew Cab has 42 inches of rear legroom. That's enough to keep a couple of 6-foot adults comfortable, and only 2 inches less than the gargantuan Mega Ram.</w:t>
-        <w:br/>
-        <w:t>The rear seats easily fold up for carrying cargo. But the floor is not flat. That greatly increases the chance that cargo will slide and topple.</w:t>
-        <w:br/>
-        <w:t>Mr. Kunselman said Ram owners indicated that the truck's size provided enough protection without any new safety gear. They got some anyway.</w:t>
-        <w:br/>
-        <w:t>All Rams come with electronic stability control and antilock brakes. There are air curtains for head protection and seat-mounted air bags for chest protection in a side-impact crash. As with the F-150, there's a system that tries to bring a trailer under control if it begins to sway.</w:t>
-        <w:br/>
-        <w:t>In the Insurance Institute for Highway Safety's tests, the Ram got good marks for front and rear impacts, but a ''marginal'' rating for side impacts.</w:t>
-        <w:br/>
-        <w:t>While the new Ram still looks like a big bruiser, Mr. Kunselman said it was largely aimed at families that ''have gotten into the truck segment for its utility and fallen in love with it -- it becomes the family vehicle.''</w:t>
-        <w:br/>
-        <w:t>Dodge opted out of the battle for maximum-towing bragging rights and instead focused on comfort and a great ride. For many buyers, the payoff from that effort is likely to be greater than it would have been from a higher payload.</w:t>
-        <w:br/>
-        <w:t>The Ram and F-150 are aimed at different consumers and have different strengths. The F-150's body is more solid and it controls body lean far better. But the Ram has a superior ride. It is also clear that while the Ram and F-150 previously trailed well behind the Chevrolet Silverado and Toyota Tundra, they are now serious competitors.</w:t>
-        <w:br/>
-        <w:t>The more important question is whether, in this economy, consumers still care.</w:t>
+        <w:t>"But people who really disagree with one another politically," Dr. Sherril said, "agreed that she is a good person, a bright person, a decent person -- and that she can go beyond politics."</w:t>
         <w:br/>
         <w:br/>
         <w:t>http://www.nytimes.com</w:t>
@@ -178,13 +98,7 @@
         <w:br/>
         <w:t xml:space="preserve"> </w:t>
         <w:br/>
-        <w:t>PHOTOS: FORD F-150 XLT SUPERCREW: The most popular version of the perennially bigselling truck starts at $32,290. Ford redesigned its full-size trucks for 2009 so that they feel more solid. Steering and handling have also improved.</w:t>
-        <w:br/>
-        <w:t>DODGE RAM 1500 LARAMIE CREW CAB: A switch to rear coil springs has significantly improved the truck's ride and handling, and the interior appointments have been upgraded. Buyers can even get a leather-covered dashboard. (pg.AU1)</w:t>
-        <w:br/>
-        <w:t>FANCY THAT: Ford's new top-line luxury model, the F-150 Platinum, has a different grille. (pg.AU2)</w:t>
-        <w:br/>
-        <w:t xml:space="preserve"> WORKING FAST: With a Hemi V-8, the Ram's acceleration is impressive even if the mileage is not. (pg.AU10) CHART: TRUCKS IN TROUBLED TIMES: SURVEYING THE LANDSCAPE IN LIGHT-DUTY PICKUPS (pg.AU2)</w:t>
+        <w:t>Photo: Jennifer J. Raab, selected despite a lack of academic experience. (Frances Roberts for The New York Times)</w:t>
       </w:r>
     </w:p>
     <w:sectPr>
